--- a/submission/MSCS533_Final_Project_LocationTracker_AM.docx
+++ b/submission/MSCS533_Final_Project_LocationTracker_AM.docx
@@ -57,7 +57,7 @@
           <w:b/>
           <w:color w:val="9E2040"/>
         </w:rPr>
-        <w:t>DRAFT — final map runtime evidence and application screenshot are pending.</w:t>
+        <w:t>DRAFT — device validation and application screenshot pending.</w:t>
       </w:r>
     </w:p>
     <w:p>
@@ -263,7 +263,7 @@
     </w:tbl>
     <w:p>
       <w:r>
-        <w:t>Implementation does not by itself establish runtime acceptance. Verified results and remaining limitations appear in Section 8.</w:t>
+        <w:t>Build, test, and device-validation results appear in Section 8.</w:t>
       </w:r>
     </w:p>
     <w:p>
@@ -674,12 +674,12 @@
     </w:p>
     <w:p>
       <w:r>
-        <w:t>Runtime acceptance is not complete. The first Android APK installed but required IDE fast deployment; managed assemblies are now embedded and the rebuilt APK compiles cleanly. Reinstallation was blocked by the emulator package service stalling and then reporting that the package service was unavailable after reboot. Tracking, on-device persistence, and native map rendering are therefore not claimed as verified. Full Xcode and an iOS simulator are absent, and Android has no configured Google Maps key. No final application screenshot has been captured.</w:t>
+        <w:t>Device validation remains incomplete. Android installation encountered emulator package-service errors, and no Google Maps key is configured. The selected iOS demonstration requires full Xcode and an iOS simulator runtime. Tracking, restart persistence, map rendering, centering, deletion, permissions, and background-stop behavior remain to be verified on a device. The application screenshot has not yet been captured.</w:t>
       </w:r>
     </w:p>
     <w:p>
       <w:r>
-        <w:t>Screenshot pending: no final map-output screenshot has been captured. Install and configure Xcode and an iOS simulator, execute the acceptance checks in submission/RUNTIME_GUIDE.md, and capture submission/screenshots/location-tracker-running.png. Rerun scripts/create_submission.py to embed it. This draft must not be submitted as proof of completed runtime validation.</w:t>
+        <w:t>Application screenshot pending. The final image will show the running application with map tiles, recorded locations, density circles, status, sample count, and controls.</w:t>
       </w:r>
     </w:p>
     <w:p>
@@ -702,7 +702,7 @@
     </w:p>
     <w:p>
       <w:r>
-        <w:t>The repository provides the complete C# source, MAUI project, platform manifests, automated tests, README, and validation instructions. Build output, simulator data, local keys, and private machine paths are excluded from version control. Source code is shared through GitHub rather than reproduced in full here.</w:t>
+        <w:t>The repository provides the complete C# source, MAUI project, platform manifests, automated tests, README, and setup documentation. Build output, simulator data, local keys, and private machine paths are excluded from version control. Source code is shared through GitHub rather than reproduced in full here.</w:t>
       </w:r>
     </w:p>
     <w:p>

--- a/submission/MSCS533_Final_Project_LocationTracker_AM.docx
+++ b/submission/MSCS533_Final_Project_LocationTracker_AM.docx
@@ -674,7 +674,7 @@
     </w:p>
     <w:p>
       <w:r>
-        <w:t>Device validation remains incomplete. Android installation encountered emulator package-service errors, and no Google Maps key is configured. The selected iOS demonstration requires full Xcode and an iOS simulator runtime. Tracking, restart persistence, map rendering, centering, deletion, permissions, and background-stop behavior remain to be verified on a device. The application screenshot has not yet been captured.</w:t>
+        <w:t>Android cold boot completed and the package service responded before installation. The standalone Debug APK installed and launched successfully. The running app saved two emulator-provided GPS readings in SQLite and restored both after a force-stop/relaunch. The location permission prompt rendered. Clear History confirmation, Cancel retaining both records, Delete removing all records, and a zero-sample relaunch were verified. Complete route/density, map centering, stop stability, permission-denial, and background acceptance remain unverified. No local Google Maps key is configured, so map tiles and the final screenshot cannot yet be verified. iOS was not run because full Xcode is unavailable.</w:t>
       </w:r>
     </w:p>
     <w:p>

--- a/submission/MSCS533_Final_Project_LocationTracker_AM.docx
+++ b/submission/MSCS533_Final_Project_LocationTracker_AM.docx
@@ -49,15 +49,6 @@
     <w:p>
       <w:r>
         <w:t>Validation date: October 18, 2026</w:t>
-      </w:r>
-    </w:p>
-    <w:p>
-      <w:r>
-        <w:rPr>
-          <w:b/>
-          <w:color w:val="9E2040"/>
-        </w:rPr>
-        <w:t>DRAFT — device validation and application screenshot pending.</w:t>
       </w:r>
     </w:p>
     <w:p>
@@ -276,7 +267,7 @@
     </w:p>
     <w:p>
       <w:r>
-        <w:t>.NET SDK 10.0.302; C# with nullable reference types; .NET MAUI Controls and Maps 10.0.100; sqlite-net-pcl 1.11.285; xUnit; built-in dependency injection; and VS Code with Microsoft's MAUI, C# Dev Kit, and C# extensions. No .NET 11 preview is targeted.</w:t>
+        <w:t>.NET SDK 10.0.302; C# with nullable reference types; .NET MAUI Controls and Maps 10.0.100; sqlite-net-pcl 1.11.285; xUnit; built-in dependency injection; and VS Code with Microsoft's MAUI, C# Dev Kit, and C# extensions. Runtime validation used Xcode 27.1 with an iOS 27.1 simulator (Apple Maps) and an Android API 36 emulator. No .NET 11 preview is targeted.</w:t>
       </w:r>
     </w:p>
     <w:p>
@@ -664,22 +655,64 @@
     </w:p>
     <w:p>
       <w:r>
-        <w:t>Automated validation: 16 tests passed, covering heat-map aggregation, real SQLite save/reopen/clear behavior, invalid coordinates, permission denial, storage failure, duplicate starts, and cancellation of pending GPS requests.</w:t>
+        <w:t>Automated validation: 16 xUnit tests passed and 0 failed. They cover heat-map aggregation, real SQLite save, reopen, and clear behavior, invalid coordinates, permission denial, storage failure, duplicate starts, and cancellation of pending GPS requests.</w:t>
       </w:r>
     </w:p>
     <w:p>
       <w:r>
-        <w:t>Solution restore succeeded. Android Debug build succeeded with zero warnings and zero errors. The iOS simulator and full multiplatform builds are blocked because full Xcode is not installed; Command Line Tools alone are available.</w:t>
+        <w:t>Solution restore succeeded. The Android Debug build (net10.0-android) and the iOS simulator build (net10.0-ios, iossimulator-arm64) both succeeded with 0 warnings and 0 errors. Xcode 27.1 is newer than the Xcode 26.6 required by the installed .NET for iOS 26.5 workload, so the iOS build used -p:ValidateXcodeVersion=false; Microsoft documents such version combinations as unsupported even when they build and run.</w:t>
       </w:r>
     </w:p>
     <w:p>
       <w:r>
-        <w:t>Android cold boot completed and the package service responded before installation. The standalone Debug APK installed and launched successfully. The running app saved two emulator-provided GPS readings in SQLite and restored both after a force-stop/relaunch. The location permission prompt rendered. Clear History confirmation, Cancel retaining both records, Delete removing all records, and a zero-sample relaunch were verified. Complete route/density, map centering, stop stability, permission-denial, and background acceptance remain unverified. No local Google Maps key is configured, so map tiles and the final screenshot cannot yet be verified. iOS was not run because full Xcode is unavailable.</w:t>
+        <w:t>The app was run on an iOS 27.1 simulator (Xcode 27.1) with Apple Maps, using simulated GPS positions near Williamsburg, Kentucky. Every reading came through the app's normal location service and was saved in SQLite; no records were inserted directly. The location permission prompt appeared with the app's purpose text and was allowed while in use. Tracking saved a reading about every eight seconds: 124 samples across 12 positions. Stop Tracking held, with no new rows for 20 seconds. After a force-stop and relaunch, the app showed 'Ready — saved history restored', the same 76 samples and circles, and did not restart tracking. Longer dwell times produced visibly different blue, amber, and red cells (largest cells: 45, 28, and 17 samples). Opening Settings stopped tracking; the count stayed at 124 for 24 seconds in the background and 24 seconds after returning, with tracking not resumed. After the map was panned away, Center on Current Location moved it back to the latest recorded position. On the Android emulator (API 36), the app installed, launched, showed the permission prompt, saved emulator GPS readings, and restored them after relaunch; Clear History showed a confirmation, Cancel kept the history, Delete removed all records and overlays, and a relaunch showed zero samples. Android map tiles were not shown because no Google Maps key was configured; permission denial is covered by an automated test rather than a live run.</w:t>
       </w:r>
     </w:p>
     <w:p>
+      <w:pPr>
+        <w:jc w:val="center"/>
+      </w:pPr>
       <w:r>
-        <w:t>Application screenshot pending. The final image will show the running application with map tiles, recorded locations, density circles, status, sample count, and controls.</w:t>
+        <w:drawing>
+          <wp:inline xmlns:a="http://schemas.openxmlformats.org/drawingml/2006/main" xmlns:pic="http://schemas.openxmlformats.org/drawingml/2006/picture">
+            <wp:extent cx="2834640" cy="4124219"/>
+            <wp:docPr id="1" name="Picture 1"/>
+            <wp:cNvGraphicFramePr>
+              <a:graphicFrameLocks noChangeAspect="1"/>
+            </wp:cNvGraphicFramePr>
+            <a:graphic>
+              <a:graphicData uri="http://schemas.openxmlformats.org/drawingml/2006/picture">
+                <pic:pic>
+                  <pic:nvPicPr>
+                    <pic:cNvPr id="0" name="location-tracker-running.png"/>
+                    <pic:cNvPicPr/>
+                  </pic:nvPicPr>
+                  <pic:blipFill>
+                    <a:blip r:embed="rId10"/>
+                    <a:stretch>
+                      <a:fillRect/>
+                    </a:stretch>
+                  </pic:blipFill>
+                  <pic:spPr>
+                    <a:xfrm>
+                      <a:off x="0" y="0"/>
+                      <a:ext cx="2834640" cy="4124219"/>
+                    </a:xfrm>
+                    <a:prstGeom prst="rect"/>
+                  </pic:spPr>
+                </pic:pic>
+              </a:graphicData>
+            </a:graphic>
+          </wp:inline>
+        </w:drawing>
+      </w:r>
+    </w:p>
+    <w:p>
+      <w:pPr>
+        <w:pStyle w:val="Caption"/>
+      </w:pPr>
+      <w:r>
+        <w:t>Figure 1. Location Tracker on the iOS 27.1 simulator: 124 saved samples with low (blue), medium (amber), and high (red) density circles on Apple Maps.</w:t>
       </w:r>
     </w:p>
     <w:p>
@@ -715,7 +748,7 @@
     </w:p>
     <w:p>
       <w:r>
-        <w:t>The implementation brings together foreground geolocation, asynchronous SQLite persistence, and a native map density overlay using a maintainable MVVM design. Automated tests verify portable behavior, while device-specific permission, map rendering, and lifecycle checks are tracked separately. Final submission readiness remains conditional on completing the map runtime checks and inserting the real screenshot.</w:t>
+        <w:t>The implementation brings together foreground geolocation, asynchronous SQLite persistence, and a native map density overlay using a maintainable MVVM design. Automated tests verify the portable behavior, and runtime checks on the iOS simulator and Android emulator confirm permissions, persistence, map rendering, and lifecycle handling. The screenshot in Section 8 shows the running application with its recorded heat map.</w:t>
       </w:r>
     </w:p>
     <w:p>
@@ -727,7 +760,7 @@
       </w:r>
     </w:p>
     <w:p>
-      <w:hyperlink r:id="rId10">
+      <w:hyperlink r:id="rId11">
         <w:r>
           <w:rPr>
             <w:color w:val="512BD4"/>
@@ -737,7 +770,7 @@
       </w:hyperlink>
     </w:p>
     <w:p>
-      <w:hyperlink r:id="rId11">
+      <w:hyperlink r:id="rId12">
         <w:r>
           <w:rPr>
             <w:color w:val="512BD4"/>
@@ -747,7 +780,7 @@
       </w:hyperlink>
     </w:p>
     <w:p>
-      <w:hyperlink r:id="rId12">
+      <w:hyperlink r:id="rId13">
         <w:r>
           <w:rPr>
             <w:color w:val="512BD4"/>
@@ -757,7 +790,7 @@
       </w:hyperlink>
     </w:p>
     <w:sectPr>
-      <w:footerReference w:type="default" r:id="rId13"/>
+      <w:footerReference w:type="default" r:id="rId14"/>
       <w:pgSz w:w="12240" w:h="15840"/>
       <w:pgMar w:top="1152" w:right="1224" w:bottom="1152" w:left="1224" w:header="720" w:footer="720" w:gutter="0"/>
       <w:cols w:space="720"/>
